--- a/DOCUMENTATION/KHUSHI_DOCUMENT.docx
+++ b/DOCUMENTATION/KHUSHI_DOCUMENT.docx
@@ -135,6 +135,7 @@
     </w:p>
     <w:p>
       <w:r>
+        <w:lastRenderedPageBreak/>
         <w:t>•</w:t>
       </w:r>
       <w:r>
@@ -436,6 +437,7 @@
         </w:numPr>
       </w:pPr>
       <w:r>
+        <w:lastRenderedPageBreak/>
         <w:t>Update and maintain personal account information</w:t>
       </w:r>
     </w:p>
@@ -486,7 +488,7 @@
     <w:p>
       <w:r>
         <w:pict w14:anchorId="68DCDE22">
-          <v:rect id="_x0000_i1037" style="width:0;height:1.5pt" o:hralign="center" o:hrstd="t" o:hr="t" fillcolor="#a0a0a0" stroked="f"/>
+          <v:rect id="_x0000_i1025" style="width:0;height:1.5pt" o:hralign="center" o:hrstd="t" o:hr="t" fillcolor="#a0a0a0" stroked="f"/>
         </w:pict>
       </w:r>
     </w:p>
@@ -591,7 +593,7 @@
           <w:szCs w:val="32"/>
         </w:rPr>
         <w:pict w14:anchorId="7C42A36D">
-          <v:rect id="_x0000_i1038" style="width:0;height:1.5pt" o:hralign="center" o:hrstd="t" o:hr="t" fillcolor="#a0a0a0" stroked="f"/>
+          <v:rect id="_x0000_i1026" style="width:0;height:1.5pt" o:hralign="center" o:hrstd="t" o:hr="t" fillcolor="#a0a0a0" stroked="f"/>
         </w:pict>
       </w:r>
     </w:p>
@@ -701,26 +703,7 @@
         <w:t>Frontend:</w:t>
       </w:r>
       <w:r>
-        <w:t xml:space="preserve"> React (</w:t>
-      </w:r>
-      <w:proofErr w:type="gramStart"/>
-      <w:r>
-        <w:t>Axios ,</w:t>
-      </w:r>
-      <w:proofErr w:type="gramEnd"/>
-      <w:r>
-        <w:t xml:space="preserve"> React Router </w:t>
-      </w:r>
-      <w:proofErr w:type="gramStart"/>
-      <w:r>
-        <w:t>Dom ,</w:t>
-      </w:r>
-      <w:proofErr w:type="gramEnd"/>
-      <w:r>
-        <w:t xml:space="preserve"> Tailwind </w:t>
-      </w:r>
-      <w:r>
-        <w:t>CSS</w:t>
+        <w:t xml:space="preserve"> React (Axios , React Router Dom , Tailwind CSS</w:t>
       </w:r>
       <w:r>
         <w:t>)</w:t>
@@ -751,6 +734,7 @@
           <w:sz w:val="28"/>
           <w:szCs w:val="28"/>
         </w:rPr>
+        <w:lastRenderedPageBreak/>
         <w:drawing>
           <wp:inline distT="0" distB="0" distL="114300" distR="114300" wp14:anchorId="06EBBC57" wp14:editId="41878221">
             <wp:extent cx="5731510" cy="4439369"/>
@@ -814,27 +798,7 @@
           <w:sz w:val="44"/>
           <w:szCs w:val="44"/>
         </w:rPr>
-        <w:t xml:space="preserve">Milestone </w:t>
-      </w:r>
-      <w:proofErr w:type="gramStart"/>
-      <w:r>
-        <w:rPr>
-          <w:b/>
-          <w:bCs/>
-          <w:sz w:val="44"/>
-          <w:szCs w:val="44"/>
-        </w:rPr>
-        <w:t>And</w:t>
-      </w:r>
-      <w:proofErr w:type="gramEnd"/>
-      <w:r>
-        <w:rPr>
-          <w:b/>
-          <w:bCs/>
-          <w:sz w:val="44"/>
-          <w:szCs w:val="44"/>
-        </w:rPr>
-        <w:t xml:space="preserve"> Project Progress</w:t>
+        <w:t>Milestone And Project Progress</w:t>
       </w:r>
       <w:r>
         <w:rPr>
@@ -1045,7 +1009,70 @@
         <w:br/>
       </w:r>
     </w:p>
-    <w:p/>
+    <w:p>
+      <w:r>
+        <w:lastRenderedPageBreak/>
+        <w:t>Milestone 2</w:t>
+      </w:r>
+      <w:r>
+        <w:t>:</w:t>
+      </w:r>
+    </w:p>
+    <w:p>
+      <w:r>
+        <w:t>Doctor  login page</w:t>
+      </w:r>
+    </w:p>
+    <w:p>
+      <w:r>
+        <w:t>Caregiver login page</w:t>
+      </w:r>
+    </w:p>
+    <w:p>
+      <w:r>
+        <w:t>Doctor dashboard</w:t>
+      </w:r>
+    </w:p>
+    <w:p>
+      <w:r>
+        <w:t>New prescription page</w:t>
+      </w:r>
+    </w:p>
+    <w:p>
+      <w:r>
+        <w:t xml:space="preserve">Caregiver dashboard </w:t>
+      </w:r>
+    </w:p>
+    <w:p>
+      <w:r>
+        <w:t>Caregiver's patient detail</w:t>
+      </w:r>
+    </w:p>
+    <w:p>
+      <w:r>
+        <w:t>Milestone 3:</w:t>
+      </w:r>
+    </w:p>
+    <w:p>
+      <w:r>
+        <w:t xml:space="preserve">Doctor's my patient </w:t>
+      </w:r>
+    </w:p>
+    <w:p>
+      <w:r>
+        <w:t xml:space="preserve">Patient report </w:t>
+      </w:r>
+    </w:p>
+    <w:p>
+      <w:r>
+        <w:t xml:space="preserve">Appointments schedule </w:t>
+      </w:r>
+    </w:p>
+    <w:p>
+      <w:r>
+        <w:t xml:space="preserve">Prescription  detail in caregiver dashboard.                 </w:t>
+      </w:r>
+    </w:p>
     <w:p/>
     <w:p/>
     <w:sectPr>
@@ -4830,6 +4857,7 @@
   <w:style w:type="character" w:default="1" w:styleId="DefaultParagraphFont">
     <w:name w:val="Default Paragraph Font"/>
     <w:uiPriority w:val="1"/>
+    <w:semiHidden/>
     <w:unhideWhenUsed/>
   </w:style>
   <w:style w:type="table" w:default="1" w:styleId="TableNormal">

--- a/DOCUMENTATION/KHUSHI_DOCUMENT.docx
+++ b/DOCUMENTATION/KHUSHI_DOCUMENT.docx
@@ -135,7 +135,6 @@
     </w:p>
     <w:p>
       <w:r>
-        <w:lastRenderedPageBreak/>
         <w:t>•</w:t>
       </w:r>
       <w:r>
@@ -437,7 +436,6 @@
         </w:numPr>
       </w:pPr>
       <w:r>
-        <w:lastRenderedPageBreak/>
         <w:t>Update and maintain personal account information</w:t>
       </w:r>
     </w:p>
@@ -668,6 +666,50 @@
       <w:r>
         <w:t>Control user permissions and handle configuration setting</w:t>
       </w:r>
+    </w:p>
+    <w:p>
+      <w:r>
+        <w:rPr>
+          <w:b/>
+          <w:bCs/>
+          <w:sz w:val="32"/>
+          <w:szCs w:val="32"/>
+        </w:rPr>
+        <w:t>4.Caregiver</w:t>
+      </w:r>
+    </w:p>
+    <w:p>
+      <w:pPr>
+        <w:rPr>
+          <w:b/>
+          <w:bCs/>
+          <w:sz w:val="44"/>
+          <w:szCs w:val="44"/>
+        </w:rPr>
+      </w:pPr>
+      <w:r>
+        <w:t xml:space="preserve">The </w:t>
+      </w:r>
+      <w:r>
+        <w:rPr>
+          <w:b/>
+          <w:bCs/>
+        </w:rPr>
+        <w:t>Caregiver module</w:t>
+      </w:r>
+      <w:r>
+        <w:t xml:space="preserve"> in </w:t>
+      </w:r>
+      <w:r>
+        <w:rPr>
+          <w:i/>
+          <w:iCs/>
+        </w:rPr>
+        <w:t>Perscripto</w:t>
+      </w:r>
+      <w:r>
+        <w:t xml:space="preserve"> is designed to assist patients in managing their health by providing support in medication tracking, appointment reminders, and overall care monitoring.</w:t>
+      </w:r>
       <w:r>
         <w:br/>
       </w:r>
@@ -734,7 +776,6 @@
           <w:sz w:val="28"/>
           <w:szCs w:val="28"/>
         </w:rPr>
-        <w:lastRenderedPageBreak/>
         <w:drawing>
           <wp:inline distT="0" distB="0" distL="114300" distR="114300" wp14:anchorId="06EBBC57" wp14:editId="41878221">
             <wp:extent cx="5731510" cy="4439369"/>
@@ -981,6 +1022,7 @@
     <w:p>
       <w:pPr>
         <w:pStyle w:val="ListParagraph"/>
+        <w:ind w:left="1440"/>
         <w:rPr>
           <w:b/>
           <w:bCs/>
@@ -992,6 +1034,10 @@
     <w:p>
       <w:pPr>
         <w:pStyle w:val="ListParagraph"/>
+        <w:numPr>
+          <w:ilvl w:val="0"/>
+          <w:numId w:val="6"/>
+        </w:numPr>
         <w:rPr>
           <w:b/>
           <w:bCs/>
@@ -1003,81 +1049,456 @@
         <w:rPr>
           <w:b/>
           <w:bCs/>
+          <w:sz w:val="44"/>
+          <w:szCs w:val="44"/>
+        </w:rPr>
+        <w:t xml:space="preserve"> </w:t>
+      </w:r>
+      <w:r>
+        <w:rPr>
+          <w:b/>
+          <w:bCs/>
+          <w:sz w:val="44"/>
+          <w:szCs w:val="44"/>
+        </w:rPr>
+        <w:t>Milestone 2:</w:t>
+      </w:r>
+    </w:p>
+    <w:p>
+      <w:pPr>
+        <w:pStyle w:val="ListParagraph"/>
+        <w:numPr>
+          <w:ilvl w:val="0"/>
+          <w:numId w:val="25"/>
+        </w:numPr>
+        <w:rPr>
+          <w:b/>
+          <w:bCs/>
           <w:sz w:val="32"/>
           <w:szCs w:val="32"/>
         </w:rPr>
+      </w:pPr>
+      <w:r>
+        <w:rPr>
+          <w:b/>
+          <w:bCs/>
+          <w:sz w:val="32"/>
+          <w:szCs w:val="32"/>
+        </w:rPr>
+        <w:t>Doctor dashboard</w:t>
+      </w:r>
+    </w:p>
+    <w:p>
+      <w:pPr>
+        <w:pStyle w:val="ListParagraph"/>
+        <w:numPr>
+          <w:ilvl w:val="0"/>
+          <w:numId w:val="25"/>
+        </w:numPr>
+        <w:rPr>
+          <w:b/>
+          <w:bCs/>
+          <w:sz w:val="32"/>
+          <w:szCs w:val="32"/>
+        </w:rPr>
+      </w:pPr>
+      <w:r>
+        <w:rPr>
+          <w:b/>
+          <w:bCs/>
+          <w:sz w:val="32"/>
+          <w:szCs w:val="32"/>
+        </w:rPr>
+        <w:t>Doctor login page</w:t>
+      </w:r>
+    </w:p>
+    <w:p>
+      <w:pPr>
+        <w:pStyle w:val="ListParagraph"/>
+        <w:numPr>
+          <w:ilvl w:val="0"/>
+          <w:numId w:val="25"/>
+        </w:numPr>
+        <w:rPr>
+          <w:b/>
+          <w:bCs/>
+          <w:sz w:val="32"/>
+          <w:szCs w:val="32"/>
+        </w:rPr>
+      </w:pPr>
+      <w:r>
+        <w:rPr>
+          <w:b/>
+          <w:bCs/>
+          <w:sz w:val="32"/>
+          <w:szCs w:val="32"/>
+        </w:rPr>
+        <w:t>New Prescription Page</w:t>
+      </w:r>
+    </w:p>
+    <w:p>
+      <w:pPr>
+        <w:pStyle w:val="ListParagraph"/>
+        <w:numPr>
+          <w:ilvl w:val="0"/>
+          <w:numId w:val="25"/>
+        </w:numPr>
+        <w:rPr>
+          <w:b/>
+          <w:bCs/>
+          <w:sz w:val="32"/>
+          <w:szCs w:val="32"/>
+        </w:rPr>
+      </w:pPr>
+      <w:r>
+        <w:rPr>
+          <w:b/>
+          <w:bCs/>
+          <w:sz w:val="32"/>
+          <w:szCs w:val="32"/>
+        </w:rPr>
+        <w:t>Caregiver dashboard</w:t>
+      </w:r>
+    </w:p>
+    <w:p>
+      <w:pPr>
+        <w:pStyle w:val="ListParagraph"/>
+        <w:numPr>
+          <w:ilvl w:val="0"/>
+          <w:numId w:val="25"/>
+        </w:numPr>
+        <w:rPr>
+          <w:b/>
+          <w:bCs/>
+          <w:sz w:val="32"/>
+          <w:szCs w:val="32"/>
+        </w:rPr>
+      </w:pPr>
+      <w:r>
+        <w:rPr>
+          <w:b/>
+          <w:bCs/>
+          <w:sz w:val="32"/>
+          <w:szCs w:val="32"/>
+        </w:rPr>
+        <w:t>Caregiver</w:t>
+      </w:r>
+      <w:r>
+        <w:rPr>
+          <w:b/>
+          <w:bCs/>
+          <w:sz w:val="32"/>
+          <w:szCs w:val="32"/>
+        </w:rPr>
+        <w:t xml:space="preserve"> login page</w:t>
+      </w:r>
+    </w:p>
+    <w:p>
+      <w:pPr>
+        <w:pStyle w:val="ListParagraph"/>
+        <w:numPr>
+          <w:ilvl w:val="0"/>
+          <w:numId w:val="25"/>
+        </w:numPr>
+        <w:rPr>
+          <w:b/>
+          <w:bCs/>
+          <w:sz w:val="32"/>
+          <w:szCs w:val="32"/>
+        </w:rPr>
+      </w:pPr>
+      <w:r>
+        <w:rPr>
+          <w:b/>
+          <w:bCs/>
+          <w:sz w:val="32"/>
+          <w:szCs w:val="32"/>
+        </w:rPr>
+        <w:t>Caregiver’s patient detail</w:t>
+      </w:r>
+      <w:r>
+        <w:rPr>
+          <w:b/>
+          <w:bCs/>
+          <w:sz w:val="32"/>
+          <w:szCs w:val="32"/>
+        </w:rPr>
         <w:br/>
       </w:r>
     </w:p>
     <w:p>
-      <w:r>
-        <w:lastRenderedPageBreak/>
-        <w:t>Milestone 2</w:t>
-      </w:r>
-      <w:r>
-        <w:t>:</w:t>
-      </w:r>
-    </w:p>
-    <w:p>
-      <w:r>
-        <w:t>Doctor  login page</w:t>
-      </w:r>
-    </w:p>
-    <w:p>
-      <w:r>
-        <w:t>Caregiver login page</w:t>
-      </w:r>
-    </w:p>
-    <w:p>
-      <w:r>
-        <w:t>Doctor dashboard</w:t>
-      </w:r>
-    </w:p>
-    <w:p>
-      <w:r>
-        <w:t>New prescription page</w:t>
-      </w:r>
-    </w:p>
-    <w:p>
-      <w:r>
-        <w:t xml:space="preserve">Caregiver dashboard </w:t>
-      </w:r>
-    </w:p>
-    <w:p>
-      <w:r>
-        <w:t>Caregiver's patient detail</w:t>
-      </w:r>
-    </w:p>
-    <w:p>
-      <w:r>
+      <w:pPr>
+        <w:pStyle w:val="ListParagraph"/>
+        <w:numPr>
+          <w:ilvl w:val="0"/>
+          <w:numId w:val="6"/>
+        </w:numPr>
+        <w:rPr>
+          <w:b/>
+          <w:bCs/>
+          <w:sz w:val="40"/>
+          <w:szCs w:val="40"/>
+        </w:rPr>
+      </w:pPr>
+      <w:r>
+        <w:rPr>
+          <w:b/>
+          <w:bCs/>
+          <w:sz w:val="40"/>
+          <w:szCs w:val="40"/>
+        </w:rPr>
+        <w:t xml:space="preserve">       </w:t>
+      </w:r>
+      <w:r>
+        <w:rPr>
+          <w:b/>
+          <w:bCs/>
+          <w:sz w:val="40"/>
+          <w:szCs w:val="40"/>
+        </w:rPr>
+        <w:t xml:space="preserve">   </w:t>
+      </w:r>
+      <w:r>
+        <w:rPr>
+          <w:b/>
+          <w:bCs/>
+          <w:sz w:val="40"/>
+          <w:szCs w:val="40"/>
+        </w:rPr>
         <w:t>Milestone 3:</w:t>
       </w:r>
     </w:p>
     <w:p>
-      <w:r>
-        <w:t xml:space="preserve">Doctor's my patient </w:t>
-      </w:r>
-    </w:p>
-    <w:p>
-      <w:r>
-        <w:t xml:space="preserve">Patient report </w:t>
-      </w:r>
-    </w:p>
-    <w:p>
-      <w:r>
-        <w:t xml:space="preserve">Appointments schedule </w:t>
-      </w:r>
-    </w:p>
-    <w:p>
-      <w:r>
-        <w:t xml:space="preserve">Prescription  detail in caregiver dashboard.                 </w:t>
-      </w:r>
-    </w:p>
+      <w:pPr>
+        <w:pStyle w:val="ListParagraph"/>
+        <w:numPr>
+          <w:ilvl w:val="0"/>
+          <w:numId w:val="26"/>
+        </w:numPr>
+        <w:rPr>
+          <w:b/>
+          <w:bCs/>
+          <w:sz w:val="32"/>
+          <w:szCs w:val="32"/>
+        </w:rPr>
+      </w:pPr>
+      <w:r>
+        <w:rPr>
+          <w:b/>
+          <w:bCs/>
+          <w:sz w:val="32"/>
+          <w:szCs w:val="32"/>
+        </w:rPr>
+        <w:t>Doctor’s My PATIENT</w:t>
+      </w:r>
+    </w:p>
+    <w:p>
+      <w:pPr>
+        <w:pStyle w:val="ListParagraph"/>
+        <w:numPr>
+          <w:ilvl w:val="0"/>
+          <w:numId w:val="26"/>
+        </w:numPr>
+        <w:rPr>
+          <w:b/>
+          <w:bCs/>
+          <w:sz w:val="32"/>
+          <w:szCs w:val="32"/>
+        </w:rPr>
+      </w:pPr>
+      <w:r>
+        <w:rPr>
+          <w:b/>
+          <w:bCs/>
+          <w:sz w:val="32"/>
+          <w:szCs w:val="32"/>
+        </w:rPr>
+        <w:t>Patient report</w:t>
+      </w:r>
+    </w:p>
+    <w:p>
+      <w:pPr>
+        <w:pStyle w:val="ListParagraph"/>
+        <w:numPr>
+          <w:ilvl w:val="0"/>
+          <w:numId w:val="26"/>
+        </w:numPr>
+        <w:rPr>
+          <w:b/>
+          <w:bCs/>
+          <w:sz w:val="32"/>
+          <w:szCs w:val="32"/>
+        </w:rPr>
+      </w:pPr>
+      <w:r>
+        <w:rPr>
+          <w:b/>
+          <w:bCs/>
+          <w:sz w:val="32"/>
+          <w:szCs w:val="32"/>
+        </w:rPr>
+        <w:t>Appointments schedule</w:t>
+      </w:r>
+    </w:p>
+    <w:p>
+      <w:pPr>
+        <w:pStyle w:val="ListParagraph"/>
+        <w:numPr>
+          <w:ilvl w:val="0"/>
+          <w:numId w:val="26"/>
+        </w:numPr>
+        <w:rPr>
+          <w:b/>
+          <w:bCs/>
+          <w:sz w:val="40"/>
+          <w:szCs w:val="40"/>
+        </w:rPr>
+      </w:pPr>
+      <w:r>
+        <w:rPr>
+          <w:b/>
+          <w:bCs/>
+          <w:sz w:val="32"/>
+          <w:szCs w:val="32"/>
+        </w:rPr>
+        <w:t>Prescription detail in caregiver dashboard</w:t>
+      </w:r>
+    </w:p>
+    <w:p>
+      <w:pPr>
+        <w:ind w:left="360"/>
+        <w:rPr>
+          <w:b/>
+          <w:bCs/>
+          <w:sz w:val="40"/>
+          <w:szCs w:val="40"/>
+        </w:rPr>
+      </w:pPr>
+      <w:r>
+        <w:rPr>
+          <w:b/>
+          <w:bCs/>
+          <w:sz w:val="40"/>
+          <w:szCs w:val="40"/>
+        </w:rPr>
+        <w:br/>
+        <w:t xml:space="preserve">4.  </w:t>
+      </w:r>
+      <w:r>
+        <w:rPr>
+          <w:b/>
+          <w:bCs/>
+          <w:sz w:val="40"/>
+          <w:szCs w:val="40"/>
+        </w:rPr>
+        <w:t xml:space="preserve">         </w:t>
+      </w:r>
+      <w:r>
+        <w:rPr>
+          <w:b/>
+          <w:bCs/>
+          <w:sz w:val="40"/>
+          <w:szCs w:val="40"/>
+        </w:rPr>
+        <w:t>Milestone 4:</w:t>
+      </w:r>
+    </w:p>
+    <w:p>
+      <w:pPr>
+        <w:pStyle w:val="ListParagraph"/>
+        <w:numPr>
+          <w:ilvl w:val="0"/>
+          <w:numId w:val="27"/>
+        </w:numPr>
+        <w:rPr>
+          <w:b/>
+          <w:bCs/>
+          <w:sz w:val="40"/>
+          <w:szCs w:val="40"/>
+        </w:rPr>
+      </w:pPr>
+      <w:r>
+        <w:rPr>
+          <w:b/>
+          <w:bCs/>
+          <w:sz w:val="32"/>
+          <w:szCs w:val="32"/>
+        </w:rPr>
+        <w:t xml:space="preserve">Admin </w:t>
+      </w:r>
+      <w:r>
+        <w:rPr>
+          <w:b/>
+          <w:bCs/>
+          <w:sz w:val="32"/>
+          <w:szCs w:val="32"/>
+        </w:rPr>
+        <w:t>login page</w:t>
+      </w:r>
+    </w:p>
+    <w:p>
+      <w:pPr>
+        <w:pStyle w:val="ListParagraph"/>
+        <w:numPr>
+          <w:ilvl w:val="0"/>
+          <w:numId w:val="27"/>
+        </w:numPr>
+        <w:rPr>
+          <w:b/>
+          <w:bCs/>
+          <w:sz w:val="40"/>
+          <w:szCs w:val="40"/>
+        </w:rPr>
+      </w:pPr>
+      <w:r>
+        <w:rPr>
+          <w:b/>
+          <w:bCs/>
+          <w:sz w:val="32"/>
+          <w:szCs w:val="32"/>
+        </w:rPr>
+        <w:t>Admin dashboard</w:t>
+      </w:r>
+    </w:p>
+    <w:p>
+      <w:pPr>
+        <w:pStyle w:val="ListParagraph"/>
+        <w:numPr>
+          <w:ilvl w:val="0"/>
+          <w:numId w:val="27"/>
+        </w:numPr>
+        <w:rPr>
+          <w:b/>
+          <w:bCs/>
+          <w:sz w:val="32"/>
+          <w:szCs w:val="32"/>
+        </w:rPr>
+      </w:pPr>
+      <w:r>
+        <w:rPr>
+          <w:b/>
+          <w:bCs/>
+          <w:sz w:val="32"/>
+          <w:szCs w:val="32"/>
+        </w:rPr>
+        <w:t>Role-based Access View</w:t>
+      </w:r>
+      <w:r>
+        <w:rPr>
+          <w:b/>
+          <w:bCs/>
+          <w:sz w:val="32"/>
+          <w:szCs w:val="32"/>
+        </w:rPr>
+        <w:br/>
+      </w:r>
+    </w:p>
+    <w:p/>
     <w:p/>
     <w:p/>
     <w:sectPr>
       <w:pgSz w:w="11906" w:h="16838"/>
-      <w:pgMar w:top="1440" w:right="1440" w:bottom="1440" w:left="1440" w:header="708" w:footer="708" w:gutter="0"/>
+      <w:pgMar w:top="1440" w:right="2880" w:bottom="1440" w:left="2880" w:header="708" w:footer="708" w:gutter="0"/>
       <w:cols w:space="708"/>
       <w:docGrid w:linePitch="360"/>
     </w:sectPr>
@@ -1934,6 +2355,345 @@
     </w:lvl>
   </w:abstractNum>
   <w:abstractNum w:abstractNumId="7" w15:restartNumberingAfterBreak="0">
+    <w:nsid w:val="1F0420DE"/>
+    <w:multiLevelType w:val="hybridMultilevel"/>
+    <w:tmpl w:val="4A98044A"/>
+    <w:lvl w:ilvl="0" w:tplc="40090001">
+      <w:start w:val="1"/>
+      <w:numFmt w:val="bullet"/>
+      <w:lvlText w:val=""/>
+      <w:lvlJc w:val="left"/>
+      <w:pPr>
+        <w:ind w:left="1440" w:hanging="360"/>
+      </w:pPr>
+      <w:rPr>
+        <w:rFonts w:ascii="Symbol" w:hAnsi="Symbol" w:hint="default"/>
+      </w:rPr>
+    </w:lvl>
+    <w:lvl w:ilvl="1" w:tplc="40090003" w:tentative="1">
+      <w:start w:val="1"/>
+      <w:numFmt w:val="bullet"/>
+      <w:lvlText w:val="o"/>
+      <w:lvlJc w:val="left"/>
+      <w:pPr>
+        <w:ind w:left="2160" w:hanging="360"/>
+      </w:pPr>
+      <w:rPr>
+        <w:rFonts w:ascii="Courier New" w:hAnsi="Courier New" w:cs="Courier New" w:hint="default"/>
+      </w:rPr>
+    </w:lvl>
+    <w:lvl w:ilvl="2" w:tplc="40090005" w:tentative="1">
+      <w:start w:val="1"/>
+      <w:numFmt w:val="bullet"/>
+      <w:lvlText w:val=""/>
+      <w:lvlJc w:val="left"/>
+      <w:pPr>
+        <w:ind w:left="2880" w:hanging="360"/>
+      </w:pPr>
+      <w:rPr>
+        <w:rFonts w:ascii="Wingdings" w:hAnsi="Wingdings" w:hint="default"/>
+      </w:rPr>
+    </w:lvl>
+    <w:lvl w:ilvl="3" w:tplc="40090001" w:tentative="1">
+      <w:start w:val="1"/>
+      <w:numFmt w:val="bullet"/>
+      <w:lvlText w:val=""/>
+      <w:lvlJc w:val="left"/>
+      <w:pPr>
+        <w:ind w:left="3600" w:hanging="360"/>
+      </w:pPr>
+      <w:rPr>
+        <w:rFonts w:ascii="Symbol" w:hAnsi="Symbol" w:hint="default"/>
+      </w:rPr>
+    </w:lvl>
+    <w:lvl w:ilvl="4" w:tplc="40090003" w:tentative="1">
+      <w:start w:val="1"/>
+      <w:numFmt w:val="bullet"/>
+      <w:lvlText w:val="o"/>
+      <w:lvlJc w:val="left"/>
+      <w:pPr>
+        <w:ind w:left="4320" w:hanging="360"/>
+      </w:pPr>
+      <w:rPr>
+        <w:rFonts w:ascii="Courier New" w:hAnsi="Courier New" w:cs="Courier New" w:hint="default"/>
+      </w:rPr>
+    </w:lvl>
+    <w:lvl w:ilvl="5" w:tplc="40090005" w:tentative="1">
+      <w:start w:val="1"/>
+      <w:numFmt w:val="bullet"/>
+      <w:lvlText w:val=""/>
+      <w:lvlJc w:val="left"/>
+      <w:pPr>
+        <w:ind w:left="5040" w:hanging="360"/>
+      </w:pPr>
+      <w:rPr>
+        <w:rFonts w:ascii="Wingdings" w:hAnsi="Wingdings" w:hint="default"/>
+      </w:rPr>
+    </w:lvl>
+    <w:lvl w:ilvl="6" w:tplc="40090001" w:tentative="1">
+      <w:start w:val="1"/>
+      <w:numFmt w:val="bullet"/>
+      <w:lvlText w:val=""/>
+      <w:lvlJc w:val="left"/>
+      <w:pPr>
+        <w:ind w:left="5760" w:hanging="360"/>
+      </w:pPr>
+      <w:rPr>
+        <w:rFonts w:ascii="Symbol" w:hAnsi="Symbol" w:hint="default"/>
+      </w:rPr>
+    </w:lvl>
+    <w:lvl w:ilvl="7" w:tplc="40090003" w:tentative="1">
+      <w:start w:val="1"/>
+      <w:numFmt w:val="bullet"/>
+      <w:lvlText w:val="o"/>
+      <w:lvlJc w:val="left"/>
+      <w:pPr>
+        <w:ind w:left="6480" w:hanging="360"/>
+      </w:pPr>
+      <w:rPr>
+        <w:rFonts w:ascii="Courier New" w:hAnsi="Courier New" w:cs="Courier New" w:hint="default"/>
+      </w:rPr>
+    </w:lvl>
+    <w:lvl w:ilvl="8" w:tplc="40090005" w:tentative="1">
+      <w:start w:val="1"/>
+      <w:numFmt w:val="bullet"/>
+      <w:lvlText w:val=""/>
+      <w:lvlJc w:val="left"/>
+      <w:pPr>
+        <w:ind w:left="7200" w:hanging="360"/>
+      </w:pPr>
+      <w:rPr>
+        <w:rFonts w:ascii="Wingdings" w:hAnsi="Wingdings" w:hint="default"/>
+      </w:rPr>
+    </w:lvl>
+  </w:abstractNum>
+  <w:abstractNum w:abstractNumId="8" w15:restartNumberingAfterBreak="0">
+    <w:nsid w:val="291B3A40"/>
+    <w:multiLevelType w:val="hybridMultilevel"/>
+    <w:tmpl w:val="B3205DF2"/>
+    <w:lvl w:ilvl="0" w:tplc="40090001">
+      <w:start w:val="1"/>
+      <w:numFmt w:val="bullet"/>
+      <w:lvlText w:val=""/>
+      <w:lvlJc w:val="left"/>
+      <w:pPr>
+        <w:ind w:left="1080" w:hanging="360"/>
+      </w:pPr>
+      <w:rPr>
+        <w:rFonts w:ascii="Symbol" w:hAnsi="Symbol" w:hint="default"/>
+      </w:rPr>
+    </w:lvl>
+    <w:lvl w:ilvl="1" w:tplc="40090003" w:tentative="1">
+      <w:start w:val="1"/>
+      <w:numFmt w:val="bullet"/>
+      <w:lvlText w:val="o"/>
+      <w:lvlJc w:val="left"/>
+      <w:pPr>
+        <w:ind w:left="1800" w:hanging="360"/>
+      </w:pPr>
+      <w:rPr>
+        <w:rFonts w:ascii="Courier New" w:hAnsi="Courier New" w:cs="Courier New" w:hint="default"/>
+      </w:rPr>
+    </w:lvl>
+    <w:lvl w:ilvl="2" w:tplc="40090005" w:tentative="1">
+      <w:start w:val="1"/>
+      <w:numFmt w:val="bullet"/>
+      <w:lvlText w:val=""/>
+      <w:lvlJc w:val="left"/>
+      <w:pPr>
+        <w:ind w:left="2520" w:hanging="360"/>
+      </w:pPr>
+      <w:rPr>
+        <w:rFonts w:ascii="Wingdings" w:hAnsi="Wingdings" w:hint="default"/>
+      </w:rPr>
+    </w:lvl>
+    <w:lvl w:ilvl="3" w:tplc="40090001" w:tentative="1">
+      <w:start w:val="1"/>
+      <w:numFmt w:val="bullet"/>
+      <w:lvlText w:val=""/>
+      <w:lvlJc w:val="left"/>
+      <w:pPr>
+        <w:ind w:left="3240" w:hanging="360"/>
+      </w:pPr>
+      <w:rPr>
+        <w:rFonts w:ascii="Symbol" w:hAnsi="Symbol" w:hint="default"/>
+      </w:rPr>
+    </w:lvl>
+    <w:lvl w:ilvl="4" w:tplc="40090003" w:tentative="1">
+      <w:start w:val="1"/>
+      <w:numFmt w:val="bullet"/>
+      <w:lvlText w:val="o"/>
+      <w:lvlJc w:val="left"/>
+      <w:pPr>
+        <w:ind w:left="3960" w:hanging="360"/>
+      </w:pPr>
+      <w:rPr>
+        <w:rFonts w:ascii="Courier New" w:hAnsi="Courier New" w:cs="Courier New" w:hint="default"/>
+      </w:rPr>
+    </w:lvl>
+    <w:lvl w:ilvl="5" w:tplc="40090005" w:tentative="1">
+      <w:start w:val="1"/>
+      <w:numFmt w:val="bullet"/>
+      <w:lvlText w:val=""/>
+      <w:lvlJc w:val="left"/>
+      <w:pPr>
+        <w:ind w:left="4680" w:hanging="360"/>
+      </w:pPr>
+      <w:rPr>
+        <w:rFonts w:ascii="Wingdings" w:hAnsi="Wingdings" w:hint="default"/>
+      </w:rPr>
+    </w:lvl>
+    <w:lvl w:ilvl="6" w:tplc="40090001" w:tentative="1">
+      <w:start w:val="1"/>
+      <w:numFmt w:val="bullet"/>
+      <w:lvlText w:val=""/>
+      <w:lvlJc w:val="left"/>
+      <w:pPr>
+        <w:ind w:left="5400" w:hanging="360"/>
+      </w:pPr>
+      <w:rPr>
+        <w:rFonts w:ascii="Symbol" w:hAnsi="Symbol" w:hint="default"/>
+      </w:rPr>
+    </w:lvl>
+    <w:lvl w:ilvl="7" w:tplc="40090003" w:tentative="1">
+      <w:start w:val="1"/>
+      <w:numFmt w:val="bullet"/>
+      <w:lvlText w:val="o"/>
+      <w:lvlJc w:val="left"/>
+      <w:pPr>
+        <w:ind w:left="6120" w:hanging="360"/>
+      </w:pPr>
+      <w:rPr>
+        <w:rFonts w:ascii="Courier New" w:hAnsi="Courier New" w:cs="Courier New" w:hint="default"/>
+      </w:rPr>
+    </w:lvl>
+    <w:lvl w:ilvl="8" w:tplc="40090005" w:tentative="1">
+      <w:start w:val="1"/>
+      <w:numFmt w:val="bullet"/>
+      <w:lvlText w:val=""/>
+      <w:lvlJc w:val="left"/>
+      <w:pPr>
+        <w:ind w:left="6840" w:hanging="360"/>
+      </w:pPr>
+      <w:rPr>
+        <w:rFonts w:ascii="Wingdings" w:hAnsi="Wingdings" w:hint="default"/>
+      </w:rPr>
+    </w:lvl>
+  </w:abstractNum>
+  <w:abstractNum w:abstractNumId="9" w15:restartNumberingAfterBreak="0">
+    <w:nsid w:val="29C10577"/>
+    <w:multiLevelType w:val="hybridMultilevel"/>
+    <w:tmpl w:val="B7C80184"/>
+    <w:lvl w:ilvl="0" w:tplc="40090001">
+      <w:start w:val="1"/>
+      <w:numFmt w:val="bullet"/>
+      <w:lvlText w:val=""/>
+      <w:lvlJc w:val="left"/>
+      <w:pPr>
+        <w:ind w:left="1440" w:hanging="360"/>
+      </w:pPr>
+      <w:rPr>
+        <w:rFonts w:ascii="Symbol" w:hAnsi="Symbol" w:hint="default"/>
+      </w:rPr>
+    </w:lvl>
+    <w:lvl w:ilvl="1" w:tplc="40090003" w:tentative="1">
+      <w:start w:val="1"/>
+      <w:numFmt w:val="bullet"/>
+      <w:lvlText w:val="o"/>
+      <w:lvlJc w:val="left"/>
+      <w:pPr>
+        <w:ind w:left="2160" w:hanging="360"/>
+      </w:pPr>
+      <w:rPr>
+        <w:rFonts w:ascii="Courier New" w:hAnsi="Courier New" w:cs="Courier New" w:hint="default"/>
+      </w:rPr>
+    </w:lvl>
+    <w:lvl w:ilvl="2" w:tplc="40090005" w:tentative="1">
+      <w:start w:val="1"/>
+      <w:numFmt w:val="bullet"/>
+      <w:lvlText w:val=""/>
+      <w:lvlJc w:val="left"/>
+      <w:pPr>
+        <w:ind w:left="2880" w:hanging="360"/>
+      </w:pPr>
+      <w:rPr>
+        <w:rFonts w:ascii="Wingdings" w:hAnsi="Wingdings" w:hint="default"/>
+      </w:rPr>
+    </w:lvl>
+    <w:lvl w:ilvl="3" w:tplc="40090001" w:tentative="1">
+      <w:start w:val="1"/>
+      <w:numFmt w:val="bullet"/>
+      <w:lvlText w:val=""/>
+      <w:lvlJc w:val="left"/>
+      <w:pPr>
+        <w:ind w:left="3600" w:hanging="360"/>
+      </w:pPr>
+      <w:rPr>
+        <w:rFonts w:ascii="Symbol" w:hAnsi="Symbol" w:hint="default"/>
+      </w:rPr>
+    </w:lvl>
+    <w:lvl w:ilvl="4" w:tplc="40090003" w:tentative="1">
+      <w:start w:val="1"/>
+      <w:numFmt w:val="bullet"/>
+      <w:lvlText w:val="o"/>
+      <w:lvlJc w:val="left"/>
+      <w:pPr>
+        <w:ind w:left="4320" w:hanging="360"/>
+      </w:pPr>
+      <w:rPr>
+        <w:rFonts w:ascii="Courier New" w:hAnsi="Courier New" w:cs="Courier New" w:hint="default"/>
+      </w:rPr>
+    </w:lvl>
+    <w:lvl w:ilvl="5" w:tplc="40090005" w:tentative="1">
+      <w:start w:val="1"/>
+      <w:numFmt w:val="bullet"/>
+      <w:lvlText w:val=""/>
+      <w:lvlJc w:val="left"/>
+      <w:pPr>
+        <w:ind w:left="5040" w:hanging="360"/>
+      </w:pPr>
+      <w:rPr>
+        <w:rFonts w:ascii="Wingdings" w:hAnsi="Wingdings" w:hint="default"/>
+      </w:rPr>
+    </w:lvl>
+    <w:lvl w:ilvl="6" w:tplc="40090001" w:tentative="1">
+      <w:start w:val="1"/>
+      <w:numFmt w:val="bullet"/>
+      <w:lvlText w:val=""/>
+      <w:lvlJc w:val="left"/>
+      <w:pPr>
+        <w:ind w:left="5760" w:hanging="360"/>
+      </w:pPr>
+      <w:rPr>
+        <w:rFonts w:ascii="Symbol" w:hAnsi="Symbol" w:hint="default"/>
+      </w:rPr>
+    </w:lvl>
+    <w:lvl w:ilvl="7" w:tplc="40090003" w:tentative="1">
+      <w:start w:val="1"/>
+      <w:numFmt w:val="bullet"/>
+      <w:lvlText w:val="o"/>
+      <w:lvlJc w:val="left"/>
+      <w:pPr>
+        <w:ind w:left="6480" w:hanging="360"/>
+      </w:pPr>
+      <w:rPr>
+        <w:rFonts w:ascii="Courier New" w:hAnsi="Courier New" w:cs="Courier New" w:hint="default"/>
+      </w:rPr>
+    </w:lvl>
+    <w:lvl w:ilvl="8" w:tplc="40090005" w:tentative="1">
+      <w:start w:val="1"/>
+      <w:numFmt w:val="bullet"/>
+      <w:lvlText w:val=""/>
+      <w:lvlJc w:val="left"/>
+      <w:pPr>
+        <w:ind w:left="7200" w:hanging="360"/>
+      </w:pPr>
+      <w:rPr>
+        <w:rFonts w:ascii="Wingdings" w:hAnsi="Wingdings" w:hint="default"/>
+      </w:rPr>
+    </w:lvl>
+  </w:abstractNum>
+  <w:abstractNum w:abstractNumId="10" w15:restartNumberingAfterBreak="0">
     <w:nsid w:val="388329AD"/>
     <w:multiLevelType w:val="multilevel"/>
     <w:tmpl w:val="FDD808F8"/>
@@ -2082,7 +2842,7 @@
       </w:rPr>
     </w:lvl>
   </w:abstractNum>
-  <w:abstractNum w:abstractNumId="8" w15:restartNumberingAfterBreak="0">
+  <w:abstractNum w:abstractNumId="11" w15:restartNumberingAfterBreak="0">
     <w:nsid w:val="3B667F79"/>
     <w:multiLevelType w:val="hybridMultilevel"/>
     <w:tmpl w:val="5C2EECE8"/>
@@ -2195,7 +2955,7 @@
       </w:rPr>
     </w:lvl>
   </w:abstractNum>
-  <w:abstractNum w:abstractNumId="9" w15:restartNumberingAfterBreak="0">
+  <w:abstractNum w:abstractNumId="12" w15:restartNumberingAfterBreak="0">
     <w:nsid w:val="3DCA3721"/>
     <w:multiLevelType w:val="multilevel"/>
     <w:tmpl w:val="38BC1116"/>
@@ -2344,7 +3104,7 @@
       </w:rPr>
     </w:lvl>
   </w:abstractNum>
-  <w:abstractNum w:abstractNumId="10" w15:restartNumberingAfterBreak="0">
+  <w:abstractNum w:abstractNumId="13" w15:restartNumberingAfterBreak="0">
     <w:nsid w:val="4452519B"/>
     <w:multiLevelType w:val="multilevel"/>
     <w:tmpl w:val="C08655DA"/>
@@ -2493,7 +3253,7 @@
       </w:rPr>
     </w:lvl>
   </w:abstractNum>
-  <w:abstractNum w:abstractNumId="11" w15:restartNumberingAfterBreak="0">
+  <w:abstractNum w:abstractNumId="14" w15:restartNumberingAfterBreak="0">
     <w:nsid w:val="46626F24"/>
     <w:multiLevelType w:val="hybridMultilevel"/>
     <w:tmpl w:val="7B665706"/>
@@ -2606,7 +3366,7 @@
       </w:rPr>
     </w:lvl>
   </w:abstractNum>
-  <w:abstractNum w:abstractNumId="12" w15:restartNumberingAfterBreak="0">
+  <w:abstractNum w:abstractNumId="15" w15:restartNumberingAfterBreak="0">
     <w:nsid w:val="48110656"/>
     <w:multiLevelType w:val="multilevel"/>
     <w:tmpl w:val="68FE66BC"/>
@@ -2755,7 +3515,7 @@
       </w:rPr>
     </w:lvl>
   </w:abstractNum>
-  <w:abstractNum w:abstractNumId="13" w15:restartNumberingAfterBreak="0">
+  <w:abstractNum w:abstractNumId="16" w15:restartNumberingAfterBreak="0">
     <w:nsid w:val="4CA106E5"/>
     <w:multiLevelType w:val="multilevel"/>
     <w:tmpl w:val="65F25210"/>
@@ -2904,7 +3664,7 @@
       </w:rPr>
     </w:lvl>
   </w:abstractNum>
-  <w:abstractNum w:abstractNumId="14" w15:restartNumberingAfterBreak="0">
+  <w:abstractNum w:abstractNumId="17" w15:restartNumberingAfterBreak="0">
     <w:nsid w:val="613155B6"/>
     <w:multiLevelType w:val="multilevel"/>
     <w:tmpl w:val="FDD808F8"/>
@@ -3053,7 +3813,7 @@
       </w:rPr>
     </w:lvl>
   </w:abstractNum>
-  <w:abstractNum w:abstractNumId="15" w15:restartNumberingAfterBreak="0">
+  <w:abstractNum w:abstractNumId="18" w15:restartNumberingAfterBreak="0">
     <w:nsid w:val="62AA5F31"/>
     <w:multiLevelType w:val="multilevel"/>
     <w:tmpl w:val="39C6DE44"/>
@@ -3202,7 +3962,7 @@
       </w:rPr>
     </w:lvl>
   </w:abstractNum>
-  <w:abstractNum w:abstractNumId="16" w15:restartNumberingAfterBreak="0">
+  <w:abstractNum w:abstractNumId="19" w15:restartNumberingAfterBreak="0">
     <w:nsid w:val="684321E8"/>
     <w:multiLevelType w:val="multilevel"/>
     <w:tmpl w:val="ECD65CB0"/>
@@ -3351,7 +4111,7 @@
       </w:rPr>
     </w:lvl>
   </w:abstractNum>
-  <w:abstractNum w:abstractNumId="17" w15:restartNumberingAfterBreak="0">
+  <w:abstractNum w:abstractNumId="20" w15:restartNumberingAfterBreak="0">
     <w:nsid w:val="6B5913DC"/>
     <w:multiLevelType w:val="multilevel"/>
     <w:tmpl w:val="39A24B16"/>
@@ -3500,7 +4260,7 @@
       </w:rPr>
     </w:lvl>
   </w:abstractNum>
-  <w:abstractNum w:abstractNumId="18" w15:restartNumberingAfterBreak="0">
+  <w:abstractNum w:abstractNumId="21" w15:restartNumberingAfterBreak="0">
     <w:nsid w:val="6E377F87"/>
     <w:multiLevelType w:val="multilevel"/>
     <w:tmpl w:val="62225104"/>
@@ -3649,7 +4409,7 @@
       </w:rPr>
     </w:lvl>
   </w:abstractNum>
-  <w:abstractNum w:abstractNumId="19" w15:restartNumberingAfterBreak="0">
+  <w:abstractNum w:abstractNumId="22" w15:restartNumberingAfterBreak="0">
     <w:nsid w:val="72905042"/>
     <w:multiLevelType w:val="hybridMultilevel"/>
     <w:tmpl w:val="95402964"/>
@@ -3735,7 +4495,7 @@
       </w:pPr>
     </w:lvl>
   </w:abstractNum>
-  <w:abstractNum w:abstractNumId="20" w15:restartNumberingAfterBreak="0">
+  <w:abstractNum w:abstractNumId="23" w15:restartNumberingAfterBreak="0">
     <w:nsid w:val="737E0818"/>
     <w:multiLevelType w:val="multilevel"/>
     <w:tmpl w:val="7D2ECCD0"/>
@@ -3884,7 +4644,7 @@
       </w:rPr>
     </w:lvl>
   </w:abstractNum>
-  <w:abstractNum w:abstractNumId="21" w15:restartNumberingAfterBreak="0">
+  <w:abstractNum w:abstractNumId="24" w15:restartNumberingAfterBreak="0">
     <w:nsid w:val="73D6325C"/>
     <w:multiLevelType w:val="multilevel"/>
     <w:tmpl w:val="4CEEA432"/>
@@ -4033,7 +4793,120 @@
       </w:rPr>
     </w:lvl>
   </w:abstractNum>
-  <w:abstractNum w:abstractNumId="22" w15:restartNumberingAfterBreak="0">
+  <w:abstractNum w:abstractNumId="25" w15:restartNumberingAfterBreak="0">
+    <w:nsid w:val="74BA437B"/>
+    <w:multiLevelType w:val="hybridMultilevel"/>
+    <w:tmpl w:val="2052321E"/>
+    <w:lvl w:ilvl="0" w:tplc="40090001">
+      <w:start w:val="1"/>
+      <w:numFmt w:val="bullet"/>
+      <w:lvlText w:val=""/>
+      <w:lvlJc w:val="left"/>
+      <w:pPr>
+        <w:ind w:left="1440" w:hanging="360"/>
+      </w:pPr>
+      <w:rPr>
+        <w:rFonts w:ascii="Symbol" w:hAnsi="Symbol" w:hint="default"/>
+      </w:rPr>
+    </w:lvl>
+    <w:lvl w:ilvl="1" w:tplc="40090003" w:tentative="1">
+      <w:start w:val="1"/>
+      <w:numFmt w:val="bullet"/>
+      <w:lvlText w:val="o"/>
+      <w:lvlJc w:val="left"/>
+      <w:pPr>
+        <w:ind w:left="2160" w:hanging="360"/>
+      </w:pPr>
+      <w:rPr>
+        <w:rFonts w:ascii="Courier New" w:hAnsi="Courier New" w:cs="Courier New" w:hint="default"/>
+      </w:rPr>
+    </w:lvl>
+    <w:lvl w:ilvl="2" w:tplc="40090005" w:tentative="1">
+      <w:start w:val="1"/>
+      <w:numFmt w:val="bullet"/>
+      <w:lvlText w:val=""/>
+      <w:lvlJc w:val="left"/>
+      <w:pPr>
+        <w:ind w:left="2880" w:hanging="360"/>
+      </w:pPr>
+      <w:rPr>
+        <w:rFonts w:ascii="Wingdings" w:hAnsi="Wingdings" w:hint="default"/>
+      </w:rPr>
+    </w:lvl>
+    <w:lvl w:ilvl="3" w:tplc="40090001" w:tentative="1">
+      <w:start w:val="1"/>
+      <w:numFmt w:val="bullet"/>
+      <w:lvlText w:val=""/>
+      <w:lvlJc w:val="left"/>
+      <w:pPr>
+        <w:ind w:left="3600" w:hanging="360"/>
+      </w:pPr>
+      <w:rPr>
+        <w:rFonts w:ascii="Symbol" w:hAnsi="Symbol" w:hint="default"/>
+      </w:rPr>
+    </w:lvl>
+    <w:lvl w:ilvl="4" w:tplc="40090003" w:tentative="1">
+      <w:start w:val="1"/>
+      <w:numFmt w:val="bullet"/>
+      <w:lvlText w:val="o"/>
+      <w:lvlJc w:val="left"/>
+      <w:pPr>
+        <w:ind w:left="4320" w:hanging="360"/>
+      </w:pPr>
+      <w:rPr>
+        <w:rFonts w:ascii="Courier New" w:hAnsi="Courier New" w:cs="Courier New" w:hint="default"/>
+      </w:rPr>
+    </w:lvl>
+    <w:lvl w:ilvl="5" w:tplc="40090005" w:tentative="1">
+      <w:start w:val="1"/>
+      <w:numFmt w:val="bullet"/>
+      <w:lvlText w:val=""/>
+      <w:lvlJc w:val="left"/>
+      <w:pPr>
+        <w:ind w:left="5040" w:hanging="360"/>
+      </w:pPr>
+      <w:rPr>
+        <w:rFonts w:ascii="Wingdings" w:hAnsi="Wingdings" w:hint="default"/>
+      </w:rPr>
+    </w:lvl>
+    <w:lvl w:ilvl="6" w:tplc="40090001" w:tentative="1">
+      <w:start w:val="1"/>
+      <w:numFmt w:val="bullet"/>
+      <w:lvlText w:val=""/>
+      <w:lvlJc w:val="left"/>
+      <w:pPr>
+        <w:ind w:left="5760" w:hanging="360"/>
+      </w:pPr>
+      <w:rPr>
+        <w:rFonts w:ascii="Symbol" w:hAnsi="Symbol" w:hint="default"/>
+      </w:rPr>
+    </w:lvl>
+    <w:lvl w:ilvl="7" w:tplc="40090003" w:tentative="1">
+      <w:start w:val="1"/>
+      <w:numFmt w:val="bullet"/>
+      <w:lvlText w:val="o"/>
+      <w:lvlJc w:val="left"/>
+      <w:pPr>
+        <w:ind w:left="6480" w:hanging="360"/>
+      </w:pPr>
+      <w:rPr>
+        <w:rFonts w:ascii="Courier New" w:hAnsi="Courier New" w:cs="Courier New" w:hint="default"/>
+      </w:rPr>
+    </w:lvl>
+    <w:lvl w:ilvl="8" w:tplc="40090005" w:tentative="1">
+      <w:start w:val="1"/>
+      <w:numFmt w:val="bullet"/>
+      <w:lvlText w:val=""/>
+      <w:lvlJc w:val="left"/>
+      <w:pPr>
+        <w:ind w:left="7200" w:hanging="360"/>
+      </w:pPr>
+      <w:rPr>
+        <w:rFonts w:ascii="Wingdings" w:hAnsi="Wingdings" w:hint="default"/>
+      </w:rPr>
+    </w:lvl>
+  </w:abstractNum>
+  <w:abstractNum w:abstractNumId="26" w15:restartNumberingAfterBreak="0">
     <w:nsid w:val="7D575100"/>
     <w:multiLevelType w:val="multilevel"/>
     <w:tmpl w:val="410CC422"/>
@@ -4186,10 +5059,10 @@
     <w:abstractNumId w:val="5"/>
   </w:num>
   <w:num w:numId="2" w16cid:durableId="1069301258">
-    <w:abstractNumId w:val="13"/>
+    <w:abstractNumId w:val="16"/>
   </w:num>
   <w:num w:numId="3" w16cid:durableId="1158770602">
-    <w:abstractNumId w:val="7"/>
+    <w:abstractNumId w:val="10"/>
   </w:num>
   <w:num w:numId="4" w16cid:durableId="681518292">
     <w:abstractNumId w:val="0"/>
@@ -4198,57 +5071,69 @@
     <w:abstractNumId w:val="1"/>
   </w:num>
   <w:num w:numId="6" w16cid:durableId="404762526">
-    <w:abstractNumId w:val="19"/>
+    <w:abstractNumId w:val="22"/>
   </w:num>
   <w:num w:numId="7" w16cid:durableId="1431511404">
-    <w:abstractNumId w:val="14"/>
+    <w:abstractNumId w:val="17"/>
   </w:num>
   <w:num w:numId="8" w16cid:durableId="1222595650">
-    <w:abstractNumId w:val="11"/>
+    <w:abstractNumId w:val="14"/>
   </w:num>
   <w:num w:numId="9" w16cid:durableId="1461722363">
     <w:abstractNumId w:val="2"/>
   </w:num>
   <w:num w:numId="10" w16cid:durableId="1512261764">
-    <w:abstractNumId w:val="21"/>
+    <w:abstractNumId w:val="24"/>
   </w:num>
   <w:num w:numId="11" w16cid:durableId="1906527035">
-    <w:abstractNumId w:val="10"/>
+    <w:abstractNumId w:val="13"/>
   </w:num>
   <w:num w:numId="12" w16cid:durableId="224727380">
-    <w:abstractNumId w:val="17"/>
+    <w:abstractNumId w:val="20"/>
   </w:num>
   <w:num w:numId="13" w16cid:durableId="1897544108">
     <w:abstractNumId w:val="3"/>
   </w:num>
   <w:num w:numId="14" w16cid:durableId="2004892285">
-    <w:abstractNumId w:val="9"/>
+    <w:abstractNumId w:val="12"/>
   </w:num>
   <w:num w:numId="15" w16cid:durableId="2012751026">
-    <w:abstractNumId w:val="22"/>
+    <w:abstractNumId w:val="26"/>
   </w:num>
   <w:num w:numId="16" w16cid:durableId="1986229973">
-    <w:abstractNumId w:val="20"/>
+    <w:abstractNumId w:val="23"/>
   </w:num>
   <w:num w:numId="17" w16cid:durableId="1279919706">
     <w:abstractNumId w:val="6"/>
   </w:num>
   <w:num w:numId="18" w16cid:durableId="760032637">
+    <w:abstractNumId w:val="18"/>
+  </w:num>
+  <w:num w:numId="19" w16cid:durableId="1528444727">
     <w:abstractNumId w:val="15"/>
   </w:num>
-  <w:num w:numId="19" w16cid:durableId="1528444727">
-    <w:abstractNumId w:val="12"/>
-  </w:num>
   <w:num w:numId="20" w16cid:durableId="813060073">
-    <w:abstractNumId w:val="18"/>
+    <w:abstractNumId w:val="21"/>
   </w:num>
   <w:num w:numId="21" w16cid:durableId="688021937">
-    <w:abstractNumId w:val="16"/>
+    <w:abstractNumId w:val="19"/>
   </w:num>
   <w:num w:numId="22" w16cid:durableId="93137362">
     <w:abstractNumId w:val="4"/>
   </w:num>
   <w:num w:numId="23" w16cid:durableId="922639237">
+    <w:abstractNumId w:val="11"/>
+  </w:num>
+  <w:num w:numId="24" w16cid:durableId="1958638086">
+    <w:abstractNumId w:val="9"/>
+  </w:num>
+  <w:num w:numId="25" w16cid:durableId="1174538440">
+    <w:abstractNumId w:val="7"/>
+  </w:num>
+  <w:num w:numId="26" w16cid:durableId="1030957564">
+    <w:abstractNumId w:val="25"/>
+  </w:num>
+  <w:num w:numId="27" w16cid:durableId="1588078184">
     <w:abstractNumId w:val="8"/>
   </w:num>
 </w:numbering>
@@ -4857,7 +5742,6 @@
   <w:style w:type="character" w:default="1" w:styleId="DefaultParagraphFont">
     <w:name w:val="Default Paragraph Font"/>
     <w:uiPriority w:val="1"/>
-    <w:semiHidden/>
     <w:unhideWhenUsed/>
   </w:style>
   <w:style w:type="table" w:default="1" w:styleId="TableNormal">
